--- a/zht/docx/233.content.docx
+++ b/zht/docx/233.content.docx
@@ -444,18 +444,12 @@
           <w:lang w:val="zh_TW" w:bidi="zh_TW"/>
         </w:rPr>
       </w:r>
-      <w:hyperlink r:id="rId13">
-        <w:r>
-          <w:rPr>
-            <w:lang w:val="zh_TW" w:bidi="zh_TW"/>
-          </w:rPr>
-          <w:rPr>
-            <w:color w:val="0000EE"/>
-            <w:u w:val="single"/>
-          </w:rPr>
-          <w:t>撒母耳記上14:24–26</w:t>
-        </w:r>
-      </w:hyperlink>
+      <w:r>
+        <w:rPr>
+          <w:lang w:val="zh_TW" w:bidi="zh_TW"/>
+        </w:rPr>
+        <w:t>撒母耳記上14:24–26</w:t>
+      </w:r>
     </w:p>
     <w:p>
       <w:pPr>
@@ -468,18 +462,12 @@
           <w:lang w:val="zh_TW" w:bidi="zh_TW"/>
         </w:rPr>
       </w:r>
-      <w:hyperlink r:id="rId14">
-        <w:r>
-          <w:rPr>
-            <w:lang w:val="zh_TW" w:bidi="zh_TW"/>
-          </w:rPr>
-          <w:rPr>
-            <w:color w:val="0000EE"/>
-            <w:u w:val="single"/>
-          </w:rPr>
-          <w:t>彼得後書2:12–14</w:t>
-        </w:r>
-      </w:hyperlink>
+      <w:r>
+        <w:rPr>
+          <w:lang w:val="zh_TW" w:bidi="zh_TW"/>
+        </w:rPr>
+        <w:t>彼得後書2:12–14</w:t>
+      </w:r>
     </w:p>
     <w:p>
       <w:pPr>
@@ -492,18 +480,12 @@
           <w:lang w:val="zh_TW" w:bidi="zh_TW"/>
         </w:rPr>
       </w:r>
-      <w:hyperlink r:id="rId15">
-        <w:r>
-          <w:rPr>
-            <w:lang w:val="zh_TW" w:bidi="zh_TW"/>
-          </w:rPr>
-          <w:rPr>
-            <w:color w:val="0000EE"/>
-            <w:u w:val="single"/>
-          </w:rPr>
-          <w:t>加拉太書3:10</w:t>
-        </w:r>
-      </w:hyperlink>
+      <w:r>
+        <w:rPr>
+          <w:lang w:val="zh_TW" w:bidi="zh_TW"/>
+        </w:rPr>
+        <w:t>加拉太書3:10</w:t>
+      </w:r>
     </w:p>
     <w:p>
       <w:pPr>
@@ -516,18 +498,12 @@
           <w:lang w:val="zh_TW" w:bidi="zh_TW"/>
         </w:rPr>
       </w:r>
-      <w:hyperlink r:id="rId16">
-        <w:r>
-          <w:rPr>
-            <w:lang w:val="zh_TW" w:bidi="zh_TW"/>
-          </w:rPr>
-          <w:rPr>
-            <w:color w:val="0000EE"/>
-            <w:u w:val="single"/>
-          </w:rPr>
-          <w:t>加拉太書3:14</w:t>
-        </w:r>
-      </w:hyperlink>
+      <w:r>
+        <w:rPr>
+          <w:lang w:val="zh_TW" w:bidi="zh_TW"/>
+        </w:rPr>
+        <w:t>加拉太書3:14</w:t>
+      </w:r>
     </w:p>
     <w:p>
       <w:pPr>
@@ -540,18 +516,12 @@
           <w:lang w:val="zh_TW" w:bidi="zh_TW"/>
         </w:rPr>
       </w:r>
-      <w:hyperlink r:id="rId17">
-        <w:r>
-          <w:rPr>
-            <w:lang w:val="zh_TW" w:bidi="zh_TW"/>
-          </w:rPr>
-          <w:rPr>
-            <w:color w:val="0000EE"/>
-            <w:u w:val="single"/>
-          </w:rPr>
-          <w:t>創世記3:14</w:t>
-        </w:r>
-      </w:hyperlink>
+      <w:r>
+        <w:rPr>
+          <w:lang w:val="zh_TW" w:bidi="zh_TW"/>
+        </w:rPr>
+        <w:t>創世記3:14</w:t>
+      </w:r>
     </w:p>
     <w:p>
       <w:pPr>
@@ -564,18 +534,12 @@
           <w:lang w:val="zh_TW" w:bidi="zh_TW"/>
         </w:rPr>
       </w:r>
-      <w:hyperlink r:id="rId18">
-        <w:r>
-          <w:rPr>
-            <w:lang w:val="zh_TW" w:bidi="zh_TW"/>
-          </w:rPr>
-          <w:rPr>
-            <w:color w:val="0000EE"/>
-            <w:u w:val="single"/>
-          </w:rPr>
-          <w:t>創世記3:17</w:t>
-        </w:r>
-      </w:hyperlink>
+      <w:r>
+        <w:rPr>
+          <w:lang w:val="zh_TW" w:bidi="zh_TW"/>
+        </w:rPr>
+        <w:t>創世記3:17</w:t>
+      </w:r>
     </w:p>
     <w:p>
       <w:pPr>
@@ -588,18 +552,12 @@
           <w:lang w:val="zh_TW" w:bidi="zh_TW"/>
         </w:rPr>
       </w:r>
-      <w:hyperlink r:id="rId19">
-        <w:r>
-          <w:rPr>
-            <w:lang w:val="zh_TW" w:bidi="zh_TW"/>
-          </w:rPr>
-          <w:rPr>
-            <w:color w:val="0000EE"/>
-            <w:u w:val="single"/>
-          </w:rPr>
-          <w:t>雅各書3:10</w:t>
-        </w:r>
-      </w:hyperlink>
+      <w:r>
+        <w:rPr>
+          <w:lang w:val="zh_TW" w:bidi="zh_TW"/>
+        </w:rPr>
+        <w:t>雅各書3:10</w:t>
+      </w:r>
     </w:p>
     <w:p>
       <w:pPr>
@@ -612,18 +570,12 @@
           <w:lang w:val="zh_TW" w:bidi="zh_TW"/>
         </w:rPr>
       </w:r>
-      <w:hyperlink r:id="rId20">
-        <w:r>
-          <w:rPr>
-            <w:lang w:val="zh_TW" w:bidi="zh_TW"/>
-          </w:rPr>
-          <w:rPr>
-            <w:color w:val="0000EE"/>
-            <w:u w:val="single"/>
-          </w:rPr>
-          <w:t>民數記22:6</w:t>
-        </w:r>
-      </w:hyperlink>
+      <w:r>
+        <w:rPr>
+          <w:lang w:val="zh_TW" w:bidi="zh_TW"/>
+        </w:rPr>
+        <w:t>民數記22:6</w:t>
+      </w:r>
     </w:p>
     <w:p>
       <w:pPr>
@@ -636,18 +588,12 @@
           <w:lang w:val="zh_TW" w:bidi="zh_TW"/>
         </w:rPr>
       </w:r>
-      <w:hyperlink r:id="rId21">
-        <w:r>
-          <w:rPr>
-            <w:lang w:val="zh_TW" w:bidi="zh_TW"/>
-          </w:rPr>
-          <w:rPr>
-            <w:color w:val="0000EE"/>
-            <w:u w:val="single"/>
-          </w:rPr>
-          <w:t>詩篇109:28</w:t>
-        </w:r>
-      </w:hyperlink>
+      <w:r>
+        <w:rPr>
+          <w:lang w:val="zh_TW" w:bidi="zh_TW"/>
+        </w:rPr>
+        <w:t>詩篇109:28</w:t>
+      </w:r>
     </w:p>
     <w:p>
       <w:pPr>
